--- a/courts/sixth-circuit/michigan/state/court-of-appeals/opening-brief/usage/OUTPUT-opening-brief.docx
+++ b/courts/sixth-circuit/michigan/state/court-of-appeals/opening-brief/usage/OUTPUT-opening-brief.docx
@@ -304,9 +304,7 @@
               <w:t xml:space="preserve"> </w:t>
             </w:r>
             <w:r>
-              <w:t xml:space="preserve">22</w:t>
-              <w:noBreakHyphen/>
-              <w:t xml:space="preserve">193088-CZ</w:t>
+              <w:t xml:space="preserve">22-⁠193088-CZ</w:t>
             </w:r>
           </w:p>
           <w:p>
@@ -698,9 +696,7 @@
               <w:t xml:space="preserve"> </w:t>
             </w:r>
             <w:r>
-              <w:t xml:space="preserve">631</w:t>
-              <w:noBreakHyphen/>
-              <w:t xml:space="preserve">0900</w:t>
+              <w:t xml:space="preserve">631-⁠0900</w:t>
             </w:r>
           </w:p>
           <w:p>
@@ -972,9 +968,7 @@
               <w:t xml:space="preserve"> </w:t>
             </w:r>
             <w:r>
-              <w:t xml:space="preserve">940</w:t>
-              <w:noBreakHyphen/>
-              <w:t xml:space="preserve">0230</w:t>
+              <w:t xml:space="preserve">940-⁠0230</w:t>
             </w:r>
           </w:p>
           <w:p>
@@ -5912,9 +5906,7 @@
         <w:t xml:space="preserve"> </w:t>
       </w:r>
       <w:r>
-        <w:t xml:space="preserve">18.1284</w:t>
-        <w:noBreakHyphen/>
-        <w:t xml:space="preserve">1292</w:t>
+        <w:t xml:space="preserve">18.1284-⁠1292</w:t>
       </w:r>
       <w:r>
         <w:t xml:space="preserve">   </w:t>
@@ -6465,13 +6457,7 @@
         <w:t xml:space="preserve"> </w:t>
       </w:r>
       <w:r>
-        <w:t xml:space="preserve">to review the Order granting Defendant-Appellee’s request for summary disposition and dismissing the matter, entered on December 15, 2022, in the Oakland County Circuit Court Case No. 22</w:t>
-      </w:r>
-      <w:r>
-        <w:noBreakHyphen/>
-      </w:r>
-      <w:r>
-        <w:t xml:space="preserve">193088-CZ.</w:t>
+        <w:t xml:space="preserve">to review the Order granting Defendant-Appellee’s request for summary disposition and dismissing the matter, entered on December 15, 2022, in the Oakland County Circuit Court Case No. 22-⁠193088-CZ.</w:t>
       </w:r>
     </w:p>
     <w:p>
@@ -7422,13 +7408,7 @@
         <w:t xml:space="preserve">v City of Detroit</w:t>
       </w:r>
       <w:r>
-        <w:t xml:space="preserve">, 261 Mich App 165, 169</w:t>
-      </w:r>
-      <w:r>
-        <w:noBreakHyphen/>
-      </w:r>
-      <w:r>
-        <w:t xml:space="preserve">170; 680 NW2d 57 (2004).</w:t>
+        <w:t xml:space="preserve">, 261 Mich App 165, 169-⁠170; 680 NW2d 57 (2004).</w:t>
       </w:r>
     </w:p>
     <w:p>
@@ -7672,13 +7652,7 @@
         <w:pStyle w:val="BodyText"/>
       </w:pPr>
       <w:r>
-        <w:t xml:space="preserve">Michigan, in conjunction with FOIA, has a legal requirement that public bodies retain the records they use for a certain amount of time. This requirement can be found in the Management and Budget Act, Act 431 of 1984, MCL 18.1284</w:t>
-      </w:r>
-      <w:r>
-        <w:noBreakHyphen/>
-      </w:r>
-      <w:r>
-        <w:t xml:space="preserve">1292.</w:t>
+        <w:t xml:space="preserve">Michigan, in conjunction with FOIA, has a legal requirement that public bodies retain the records they use for a certain amount of time. This requirement can be found in the Management and Budget Act, Act 431 of 1984, MCL 18.1284-⁠1292.</w:t>
       </w:r>
       <w:r>
         <w:t xml:space="preserve"> </w:t>
@@ -9638,13 +9612,7 @@
         <w:t xml:space="preserve"> </w:t>
       </w:r>
       <w:r>
-        <w:t xml:space="preserve">at 230</w:t>
-      </w:r>
-      <w:r>
-        <w:noBreakHyphen/>
-      </w:r>
-      <w:r>
-        <w:t xml:space="preserve">231, and that MHSAA was not an agency of the schools,</w:t>
+        <w:t xml:space="preserve">at 230-⁠231, and that MHSAA was not an agency of the schools,</w:t>
       </w:r>
       <w:r>
         <w:t xml:space="preserve"> </w:t>
@@ -9660,13 +9628,7 @@
         <w:t xml:space="preserve"> </w:t>
       </w:r>
       <w:r>
-        <w:t xml:space="preserve">at 231</w:t>
-      </w:r>
-      <w:r>
-        <w:noBreakHyphen/>
-      </w:r>
-      <w:r>
-        <w:t xml:space="preserve">233. The school district here is indisputably a public creation, and the teachers are its employees.</w:t>
+        <w:t xml:space="preserve">at 231-⁠233. The school district here is indisputably a public creation, and the teachers are its employees.</w:t>
       </w:r>
       <w:r>
         <w:rPr>
@@ -10595,13 +10557,7 @@
         <w:t xml:space="preserve">Id.</w:t>
       </w:r>
       <w:r>
-        <w:t xml:space="preserve">, at 52</w:t>
-      </w:r>
-      <w:r>
-        <w:noBreakHyphen/>
-      </w:r>
-      <w:r>
-        <w:t xml:space="preserve">53.</w:t>
+        <w:t xml:space="preserve">, at 52-⁠53.</w:t>
       </w:r>
     </w:p>
     <w:p>
@@ -11009,13 +10965,7 @@
         <w:t xml:space="preserve">Slater</w:t>
       </w:r>
       <w:r>
-        <w:t xml:space="preserve">, the court was faced with the question of crediting work done by teachers in a district consortium when they sought tenure after transferring to another district. Id., at 421</w:t>
-      </w:r>
-      <w:r>
-        <w:noBreakHyphen/>
-      </w:r>
-      <w:r>
-        <w:t xml:space="preserve">422. This involved the interplay of both the Teacher Tenure Act (TTA), MCL 38.71</w:t>
+        <w:t xml:space="preserve">, the court was faced with the question of crediting work done by teachers in a district consortium when they sought tenure after transferring to another district. Id., at 421-⁠422. This involved the interplay of both the Teacher Tenure Act (TTA), MCL 38.71</w:t>
       </w:r>
       <w:r>
         <w:t xml:space="preserve"> </w:t>
@@ -11586,13 +11536,7 @@
         <w:t xml:space="preserve">Bisio</w:t>
       </w:r>
       <w:r>
-        <w:t xml:space="preserve">, 506 Mich, at 57</w:t>
-      </w:r>
-      <w:r>
-        <w:noBreakHyphen/>
-      </w:r>
-      <w:r>
-        <w:t xml:space="preserve">59 (McCormack, CJ, concurring). (Footnotes omitted.)</w:t>
+        <w:t xml:space="preserve">, 506 Mich, at 57-⁠59 (McCormack, CJ, concurring). (Footnotes omitted.)</w:t>
       </w:r>
     </w:p>
     <w:p>
@@ -11827,19 +11771,7 @@
         <w:t xml:space="preserve"> </w:t>
       </w:r>
       <w:r>
-        <w:t xml:space="preserve">During motions for summary disposition, the District provided affidavits. However, these affidavits were based on the evasive claim that only documents in the possession of, presumably, administrative offices, needed to be produced. These qualifications make those affidavits irrelevant. In the affidavit of Joshua Wrinkle, he states that: “Teachers at Rochester High School are not required to create, retain or copy any such documents to me or anyone else in the administration. … Therefore, the Rochester High School administration is not and has not been in possession of any such documents.” Wrinkle Affidavit at ¶ 4 (emphasis added) attached to Appendix as pages 74</w:t>
-      </w:r>
-      <w:r>
-        <w:noBreakHyphen/>
-      </w:r>
-      <w:r>
-        <w:t xml:space="preserve">75. The affidavit of Pasquale Cusumano makes an identical statement. Cusumano Affidavit at ¶ 4, Id., attached to the Appendix as pages 76</w:t>
-      </w:r>
-      <w:r>
-        <w:noBreakHyphen/>
-      </w:r>
-      <w:r>
-        <w:t xml:space="preserve">77.</w:t>
+        <w:t xml:space="preserve">During motions for summary disposition, the District provided affidavits. However, these affidavits were based on the evasive claim that only documents in the possession of, presumably, administrative offices, needed to be produced. These qualifications make those affidavits irrelevant. In the affidavit of Joshua Wrinkle, he states that: “Teachers at Rochester High School are not required to create, retain or copy any such documents to me or anyone else in the administration. … Therefore, the Rochester High School administration is not and has not been in possession of any such documents.” Wrinkle Affidavit at ¶ 4 (emphasis added) attached to Appendix as pages 74-⁠75. The affidavit of Pasquale Cusumano makes an identical statement. Cusumano Affidavit at ¶ 4, Id., attached to the Appendix as pages 76-⁠77.</w:t>
       </w:r>
     </w:p>
     <w:p>
@@ -12218,9 +12150,7 @@
               <w:t xml:space="preserve"> </w:t>
             </w:r>
             <w:r>
-              <w:t xml:space="preserve">631</w:t>
-              <w:noBreakHyphen/>
-              <w:t xml:space="preserve">0900</w:t>
+              <w:t xml:space="preserve">631-⁠0900</w:t>
             </w:r>
           </w:p>
           <w:p>
@@ -12437,7 +12367,7 @@
         <w:t xml:space="preserve"> </w:t>
       </w:r>
       <w:r>
-        <w:t xml:space="preserve">The entire Guide for public schools can also be accessed here: https://​www.​michigan.​gov/​dtmb/​-/​media/​Project/​Websites/​dtmb/​Services/​Records-​Management/​RMS_GS2.​pdf?​rev=3432edf66ff446d1aa878aee44217dfa&amp;hash=45F6B987223F9A7193FB1E2F45AC99D5</w:t>
+        <w:t xml:space="preserve">The entire Guide for public schools can also be accessed here: https://​www.​michigan.​gov/​dtmb/​-/​media/​Project/​Websites/​dtmb/​Services/​Records-​Management/​RMS_GS2.​pdf?​rev=3432edf66ff446d1aa878aee44217dfa&amp;​hash=45F6B987223F9A7193FB1E2F45AC99D5</w:t>
       </w:r>
     </w:p>
   </w:footnote>
@@ -13412,7 +13342,7 @@
     <w:qFormat/>
     <w:pPr>
       <w:keepLines/>
-      <w:spacing w:before="0" w:after="140" w:line="276" w:lineRule="exact"/>
+      <w:spacing w:before="46" w:after="140" w:line="276" w:lineRule="exact"/>
     </w:pPr>
     <w:rPr>
       <w:sz w:val="24"/>
